--- a/Kastelic/Vaja 20/vaja 20 porocilo jaka černetič.docx
+++ b/Kastelic/Vaja 20/vaja 20 porocilo jaka černetič.docx
@@ -11,9 +11,9 @@
     <w:p>
       <w:r>
         <w:drawing>
-          <wp:inline distT="0" distB="0" distL="0" distR="0" wp14:anchorId="4B77F1E6" wp14:editId="40698CA0">
-            <wp:extent cx="5760720" cy="427355"/>
-            <wp:effectExtent l="0" t="0" r="0" b="0"/>
+          <wp:inline distT="0" distB="0" distL="0" distR="0" wp14:anchorId="6E0E5E2F" wp14:editId="4F90F9EC">
+            <wp:extent cx="5760720" cy="1155065"/>
+            <wp:effectExtent l="0" t="0" r="0" b="6985"/>
             <wp:docPr id="1" name="Slika 1"/>
             <wp:cNvGraphicFramePr>
               <a:graphicFrameLocks xmlns:a="http://schemas.openxmlformats.org/drawingml/2006/main" noChangeAspect="1"/>
@@ -34,7 +34,7 @@
                   <pic:spPr>
                     <a:xfrm>
                       <a:off x="0" y="0"/>
-                      <a:ext cx="5760720" cy="427355"/>
+                      <a:ext cx="5760720" cy="1155065"/>
                     </a:xfrm>
                     <a:prstGeom prst="rect">
                       <a:avLst/>
@@ -50,10 +50,10 @@
     <w:p>
       <w:r>
         <w:drawing>
-          <wp:inline distT="0" distB="0" distL="0" distR="0" wp14:anchorId="28F1386F" wp14:editId="490EC002">
-            <wp:extent cx="5534797" cy="2734057"/>
-            <wp:effectExtent l="0" t="0" r="0" b="9525"/>
-            <wp:docPr id="2" name="Slika 2"/>
+          <wp:inline distT="0" distB="0" distL="0" distR="0" wp14:anchorId="7642A093" wp14:editId="0F080BDF">
+            <wp:extent cx="5760720" cy="2673350"/>
+            <wp:effectExtent l="0" t="0" r="0" b="0"/>
+            <wp:docPr id="6" name="Slika 6"/>
             <wp:cNvGraphicFramePr>
               <a:graphicFrameLocks xmlns:a="http://schemas.openxmlformats.org/drawingml/2006/main" noChangeAspect="1"/>
             </wp:cNvGraphicFramePr>
@@ -73,7 +73,7 @@
                   <pic:spPr>
                     <a:xfrm>
                       <a:off x="0" y="0"/>
-                      <a:ext cx="5534797" cy="2734057"/>
+                      <a:ext cx="5760720" cy="2673350"/>
                     </a:xfrm>
                     <a:prstGeom prst="rect">
                       <a:avLst/>
@@ -85,14 +85,12 @@
           </wp:inline>
         </w:drawing>
       </w:r>
-    </w:p>
-    <w:p>
       <w:r>
         <w:drawing>
-          <wp:inline distT="0" distB="0" distL="0" distR="0" wp14:anchorId="73EA7C27" wp14:editId="05A9D217">
-            <wp:extent cx="5125165" cy="3400900"/>
-            <wp:effectExtent l="0" t="0" r="0" b="9525"/>
-            <wp:docPr id="3" name="Slika 3"/>
+          <wp:inline distT="0" distB="0" distL="0" distR="0" wp14:anchorId="7BE1A7CA" wp14:editId="1AEEDF94">
+            <wp:extent cx="5401429" cy="4096322"/>
+            <wp:effectExtent l="0" t="0" r="8890" b="0"/>
+            <wp:docPr id="7" name="Slika 7"/>
             <wp:cNvGraphicFramePr>
               <a:graphicFrameLocks xmlns:a="http://schemas.openxmlformats.org/drawingml/2006/main" noChangeAspect="1"/>
             </wp:cNvGraphicFramePr>
@@ -112,7 +110,7 @@
                   <pic:spPr>
                     <a:xfrm>
                       <a:off x="0" y="0"/>
-                      <a:ext cx="5125165" cy="3400900"/>
+                      <a:ext cx="5401429" cy="4096322"/>
                     </a:xfrm>
                     <a:prstGeom prst="rect">
                       <a:avLst/>
@@ -127,11 +125,12 @@
     </w:p>
     <w:p>
       <w:r>
+        <w:lastRenderedPageBreak/>
         <w:drawing>
-          <wp:inline distT="0" distB="0" distL="0" distR="0" wp14:anchorId="79A67E61" wp14:editId="034B355F">
-            <wp:extent cx="2972215" cy="1162212"/>
-            <wp:effectExtent l="0" t="0" r="0" b="0"/>
-            <wp:docPr id="4" name="Slika 4"/>
+          <wp:inline distT="0" distB="0" distL="0" distR="0" wp14:anchorId="64041600" wp14:editId="0BCCDA64">
+            <wp:extent cx="2753109" cy="895475"/>
+            <wp:effectExtent l="0" t="0" r="9525" b="0"/>
+            <wp:docPr id="8" name="Slika 8"/>
             <wp:cNvGraphicFramePr>
               <a:graphicFrameLocks xmlns:a="http://schemas.openxmlformats.org/drawingml/2006/main" noChangeAspect="1"/>
             </wp:cNvGraphicFramePr>
@@ -151,7 +150,7 @@
                   <pic:spPr>
                     <a:xfrm>
                       <a:off x="0" y="0"/>
-                      <a:ext cx="2972215" cy="1162212"/>
+                      <a:ext cx="2753109" cy="895475"/>
                     </a:xfrm>
                     <a:prstGeom prst="rect">
                       <a:avLst/>
@@ -166,12 +165,11 @@
     </w:p>
     <w:p>
       <w:r>
-        <w:lastRenderedPageBreak/>
         <w:drawing>
-          <wp:inline distT="0" distB="0" distL="0" distR="0" wp14:anchorId="679A24A7" wp14:editId="1F7D17CD">
-            <wp:extent cx="3591426" cy="562053"/>
-            <wp:effectExtent l="0" t="0" r="9525" b="9525"/>
-            <wp:docPr id="5" name="Slika 5"/>
+          <wp:inline distT="0" distB="0" distL="0" distR="0" wp14:anchorId="29355EAE" wp14:editId="7F7E039C">
+            <wp:extent cx="4353533" cy="590632"/>
+            <wp:effectExtent l="0" t="0" r="9525" b="0"/>
+            <wp:docPr id="9" name="Slika 9"/>
             <wp:cNvGraphicFramePr>
               <a:graphicFrameLocks xmlns:a="http://schemas.openxmlformats.org/drawingml/2006/main" noChangeAspect="1"/>
             </wp:cNvGraphicFramePr>
@@ -191,7 +189,7 @@
                   <pic:spPr>
                     <a:xfrm>
                       <a:off x="0" y="0"/>
-                      <a:ext cx="3591426" cy="562053"/>
+                      <a:ext cx="4353533" cy="590632"/>
                     </a:xfrm>
                     <a:prstGeom prst="rect">
                       <a:avLst/>
